--- a/assets/documents/26-udenar-big-data/reflection-week-1-template.docx
+++ b/assets/documents/26-udenar-big-data/reflection-week-1-template.docx
@@ -12,7 +12,7 @@
     </w:p>
     <w:p>
       <w:r>
-        <w:t>Entregable: week-1-reflection-&lt;student&gt;.pdf (exportar desde este Word). Cubre Lección 1 (Access) y Lección 2 (ética y gobernanza). Reemplace student por su nombre.</w:t>
+        <w:t>Entregable: week-1-reflection-&lt;student&gt;.pdf (exportar desde este Word). Plazo: martes 10 de junio de 2026, 23:59 (Colombia). Cubre Lección 1 (Access) y Lección 2 (ética y gobernanza). Reemplace student por su nombre.</w:t>
       </w:r>
     </w:p>
     <w:p>

--- a/assets/documents/26-udenar-big-data/reflection-week-1-template.docx
+++ b/assets/documents/26-udenar-big-data/reflection-week-1-template.docx
@@ -12,7 +12,7 @@
     </w:p>
     <w:p>
       <w:r>
-        <w:t>Entregable: week-1-reflection-&lt;student&gt;.pdf (exportar desde este Word). Plazo: martes 10 de junio de 2026, 23:59 (Colombia). Cubre Lección 1 (Access) y Lección 2 (ética y gobernanza). Reemplace student por su nombre.</w:t>
+        <w:t>Entregable: week-1-reflection-&lt;student&gt;.pdf (exportar desde este Word). Plazo: martes 9 de junio de 2026, 23:59 (Colombia). Cubre Lección 1 (Access) y Lección 2 (ética y gobernanza). Reemplace student por su nombre.</w:t>
       </w:r>
     </w:p>
     <w:p>

--- a/assets/documents/26-udenar-big-data/reflection-week-1-template.docx
+++ b/assets/documents/26-udenar-big-data/reflection-week-1-template.docx
@@ -73,7 +73,7 @@
     </w:p>
     <w:p>
       <w:r>
-        <w:t>¿Cómo se relacionan GEIH y OSM para la pregunta de su grupo? ¿Qué limitaciones tiene ese enlace?</w:t>
+        <w:t>¿Cómo se relacionan GEIH y OSM con su proyecto grupal?</w:t>
       </w:r>
     </w:p>
     <w:p/>
@@ -87,7 +87,7 @@
     </w:p>
     <w:p>
       <w:r>
-        <w:t>Relacione boyd, Zuboff y/o Mittelstadt con lo visto en el cuaderno grupal (cuasi-identificadores, divulgación, práctica responsable). Cite Zuboff o Mittelstadt por nombre.</w:t>
+        <w:t>Relacione las lecturas con los aspectos éticos y de gobernanza en los ejercicios prácticos de los cuadernos.</w:t>
       </w:r>
     </w:p>
     <w:p/>

--- a/assets/documents/26-udenar-big-data/reflection-week-1-template.docx
+++ b/assets/documents/26-udenar-big-data/reflection-week-1-template.docx
@@ -102,6 +102,20 @@
     <w:p>
       <w:r>
         <w:t>¿Qué herramientas de IA utilizó en la semana 1? ¿Cómo influyó en su trabajo y qué aprendió sobre su práctica?</w:t>
+      </w:r>
+    </w:p>
+    <w:p/>
+    <w:p>
+      <w:pPr>
+        <w:pStyle w:val="Heading2"/>
+      </w:pPr>
+      <w:r>
+        <w:t>R6 Retroalimentación sobre la semana</w:t>
+      </w:r>
+    </w:p>
+    <w:p>
+      <w:r>
+        <w:t>¿Qué mejoraría o qué funcionó bien en esta primera semana del curso? No se califica; únicamente ayuda a ajustar el curso.</w:t>
       </w:r>
     </w:p>
     <w:p/>

--- a/assets/documents/26-udenar-big-data/reflection-week-1-template.docx
+++ b/assets/documents/26-udenar-big-data/reflection-week-1-template.docx
@@ -115,7 +115,7 @@
     </w:p>
     <w:p>
       <w:r>
-        <w:t>¿Qué mejoraría o qué funcionó bien en esta primera semana del curso? No se califica; únicamente ayuda a ajustar el curso.</w:t>
+        <w:t>¿Qué mejoraría o qué funcionó bien en esta primera semana del curso? No se califica, únicamente ayuda a ajustar el curso.</w:t>
       </w:r>
     </w:p>
     <w:p/>

--- a/assets/documents/26-udenar-big-data/reflection-week-1-template.docx
+++ b/assets/documents/26-udenar-big-data/reflection-week-1-template.docx
@@ -12,11 +12,17 @@
     </w:p>
     <w:p>
       <w:r>
+        <w:rPr>
+          <w:b w:val="0"/>
+        </w:rPr>
         <w:t>Entregable: week-1-reflection-&lt;student&gt;.pdf (exportar desde este Word). Plazo: martes 9 de junio de 2026, 23:59 (Colombia). Cubre Lección 1 (Access) y Lección 2 (ética y gobernanza). Reemplace student por su nombre.</w:t>
       </w:r>
     </w:p>
     <w:p>
       <w:r>
+        <w:rPr>
+          <w:b w:val="0"/>
+        </w:rPr>
         <w:t>Extensión orientativa del cuerpo: 700–1,000 palabras.</w:t>
       </w:r>
     </w:p>
@@ -31,6 +37,9 @@
     </w:p>
     <w:p>
       <w:r>
+        <w:rPr>
+          <w:b w:val="0"/>
+        </w:rPr>
         <w:t>Semana: 1 (L1 + L2) | Estudiante: … | Grupo: G… | Lecturas citadas: … | Conteo de palabras: ~…</w:t>
       </w:r>
     </w:p>
@@ -45,6 +54,9 @@
     </w:p>
     <w:p>
       <w:r>
+        <w:rPr>
+          <w:b w:val="0"/>
+        </w:rPr>
         <w:t>¿Qué hizo en los cuadernos l1-introduction y l2-ethics-governance? ¿Qué aprendió sobre Access y sobre auditoría ética?</w:t>
       </w:r>
     </w:p>
@@ -59,6 +71,9 @@
     </w:p>
     <w:p>
       <w:r>
+        <w:rPr>
+          <w:b w:val="0"/>
+        </w:rPr>
         <w:t>Identifique una decisión técnica (descarga DANE, consulta Overpass u otra) y explique el por qué.</w:t>
       </w:r>
     </w:p>
@@ -73,6 +88,9 @@
     </w:p>
     <w:p>
       <w:r>
+        <w:rPr>
+          <w:b w:val="0"/>
+        </w:rPr>
         <w:t>¿Cómo se relacionan GEIH y OSM con su proyecto grupal?</w:t>
       </w:r>
     </w:p>
@@ -87,6 +105,9 @@
     </w:p>
     <w:p>
       <w:r>
+        <w:rPr>
+          <w:b w:val="0"/>
+        </w:rPr>
         <w:t>Relacione las lecturas con los aspectos éticos y de gobernanza en los ejercicios prácticos de los cuadernos.</w:t>
       </w:r>
     </w:p>
@@ -101,6 +122,9 @@
     </w:p>
     <w:p>
       <w:r>
+        <w:rPr>
+          <w:b w:val="0"/>
+        </w:rPr>
         <w:t>¿Qué herramientas de IA utilizó en la semana 1? ¿Cómo influyó en su trabajo y qué aprendió sobre su práctica?</w:t>
       </w:r>
     </w:p>
@@ -115,6 +139,9 @@
     </w:p>
     <w:p>
       <w:r>
+        <w:rPr>
+          <w:b w:val="0"/>
+        </w:rPr>
         <w:t>¿Qué mejoraría o qué funcionó bien en esta primera semana del curso? No se califica, únicamente ayuda a ajustar el curso.</w:t>
       </w:r>
     </w:p>
